--- a/docs/FSCA Compliance/BitWealth_LTH_PVR_Client_Annexure_v1.0.docx
+++ b/docs/FSCA Compliance/BitWealth_LTH_PVR_Client_Annexure_v1.0.docx
@@ -1,6 +1,6 @@
 
 <file path=word/document.xml><?xml version="1.0" encoding="utf-8"?>
-<w:document xmlns:wpc="http://schemas.microsoft.com/office/word/2010/wordprocessingCanvas" xmlns:cx="http://schemas.microsoft.com/office/drawing/2014/chartex" xmlns:cx1="http://schemas.microsoft.com/office/drawing/2015/9/8/chartex" xmlns:cx2="http://schemas.microsoft.com/office/drawing/2015/10/21/chartex" xmlns:cx3="http://schemas.microsoft.com/office/drawing/2016/5/9/chartex" xmlns:cx4="http://schemas.microsoft.com/office/drawing/2016/5/10/chartex" xmlns:cx5="http://schemas.microsoft.com/office/drawing/2016/5/11/chartex" xmlns:cx6="http://schemas.microsoft.com/office/drawing/2016/5/12/chartex" xmlns:cx7="http://schemas.microsoft.com/office/drawing/2016/5/13/chartex" xmlns:cx8="http://schemas.microsoft.com/office/drawing/2016/5/14/chartex" xmlns:mc="http://schemas.openxmlformats.org/markup-compatibility/2006" xmlns:aink="http://schemas.microsoft.com/office/drawing/2016/ink" xmlns:am3d="http://schemas.microsoft.com/office/drawing/2017/model3d" xmlns:o="urn:schemas-microsoft-com:office:office" xmlns:oel="http://schemas.microsoft.com/office/2019/extlst" xmlns:r="http://schemas.openxmlformats.org/officeDocument/2006/relationships" xmlns:m="http://schemas.openxmlformats.org/officeDocument/2006/math" xmlns:v="urn:schemas-microsoft-com:vml" xmlns:wp14="http://schemas.microsoft.com/office/word/2010/wordprocessingDrawing" xmlns:wp="http://schemas.openxmlformats.org/drawingml/2006/wordprocessingDrawing" xmlns:w10="urn:schemas-microsoft-com:office:word" xmlns:w="http://schemas.openxmlformats.org/wordprocessingml/2006/main" xmlns:w14="http://schemas.microsoft.com/office/word/2010/wordml" xmlns:w15="http://schemas.microsoft.com/office/word/2012/wordml" xmlns:w16cei="http://schemas.microsoft.com/office/word/2026/wordml/cei" xmlns:w16cex="http://schemas.microsoft.com/office/word/2018/wordml/cex" xmlns:w16cid="http://schemas.microsoft.com/office/word/2016/wordml/cid" xmlns:w16="http://schemas.microsoft.com/office/word/2018/wordml" xmlns:w16du="http://schemas.microsoft.com/office/word/2023/wordml/word16du" xmlns:w16sdtdh="http://schemas.microsoft.com/office/word/2020/wordml/sdtdatahash" xmlns:w16sdtfl="http://schemas.microsoft.com/office/word/2024/wordml/sdtformatlock" xmlns:w16se="http://schemas.microsoft.com/office/word/2015/wordml/symex" xmlns:wpg="http://schemas.microsoft.com/office/word/2010/wordprocessingGroup" xmlns:wpi="http://schemas.microsoft.com/office/word/2010/wordprocessingInk" xmlns:wne="http://schemas.microsoft.com/office/word/2006/wordml" xmlns:wps="http://schemas.microsoft.com/office/word/2010/wordprocessingShape" mc:Ignorable="w14 w15 w16se w16cid w16 w16cex w16sdtdh w16sdtfl w16du wp14">
+<w:document xmlns:wpc="http://schemas.microsoft.com/office/word/2010/wordprocessingCanvas" xmlns:cx="http://schemas.microsoft.com/office/drawing/2014/chartex" xmlns:cx1="http://schemas.microsoft.com/office/drawing/2015/9/8/chartex" xmlns:cx2="http://schemas.microsoft.com/office/drawing/2015/10/21/chartex" xmlns:cx3="http://schemas.microsoft.com/office/drawing/2016/5/9/chartex" xmlns:cx4="http://schemas.microsoft.com/office/drawing/2016/5/10/chartex" xmlns:cx5="http://schemas.microsoft.com/office/drawing/2016/5/11/chartex" xmlns:cx6="http://schemas.microsoft.com/office/drawing/2016/5/12/chartex" xmlns:cx7="http://schemas.microsoft.com/office/drawing/2016/5/13/chartex" xmlns:cx8="http://schemas.microsoft.com/office/drawing/2016/5/14/chartex" xmlns:mc="http://schemas.openxmlformats.org/markup-compatibility/2006" xmlns:aink="http://schemas.microsoft.com/office/drawing/2016/ink" xmlns:am3d="http://schemas.microsoft.com/office/drawing/2017/model3d" xmlns:o="urn:schemas-microsoft-com:office:office" xmlns:oel="http://schemas.microsoft.com/office/2019/extlst" xmlns:r="http://schemas.openxmlformats.org/officeDocument/2006/relationships" xmlns:m="http://schemas.openxmlformats.org/officeDocument/2006/math" xmlns:v="urn:schemas-microsoft-com:vml" xmlns:wp14="http://schemas.microsoft.com/office/word/2010/wordprocessingDrawing" xmlns:wp="http://schemas.openxmlformats.org/drawingml/2006/wordprocessingDrawing" xmlns:w10="urn:schemas-microsoft-com:office:word" xmlns:w="http://schemas.openxmlformats.org/wordprocessingml/2006/main" xmlns:w14="http://schemas.microsoft.com/office/word/2010/wordml" xmlns:w15="http://schemas.microsoft.com/office/word/2012/wordml" xmlns:w16cex="http://schemas.microsoft.com/office/word/2018/wordml/cex" xmlns:w16cid="http://schemas.microsoft.com/office/word/2016/wordml/cid" xmlns:w16="http://schemas.microsoft.com/office/word/2018/wordml" xmlns:w16du="http://schemas.microsoft.com/office/word/2023/wordml/word16du" xmlns:w16sdtdh="http://schemas.microsoft.com/office/word/2020/wordml/sdtdatahash" xmlns:w16sdtfl="http://schemas.microsoft.com/office/word/2024/wordml/sdtformatlock" xmlns:w16se="http://schemas.microsoft.com/office/word/2015/wordml/symex" xmlns:wpg="http://schemas.microsoft.com/office/word/2010/wordprocessingGroup" xmlns:wpi="http://schemas.microsoft.com/office/word/2010/wordprocessingInk" xmlns:wne="http://schemas.microsoft.com/office/word/2006/wordml" xmlns:wps="http://schemas.microsoft.com/office/word/2010/wordprocessingShape" mc:Ignorable="w14 w15 w16se w16cid w16 w16cex w16sdtdh w16sdtfl w16du wp14">
   <w:body>
     <w:tbl>
       <w:tblPr>
@@ -65,7 +65,6 @@
               </w:rPr>
               <w:t xml:space="preserve"> facilitated by </w:t>
             </w:r>
-            <w:proofErr w:type="spellStart"/>
             <w:r>
               <w:rPr>
                 <w:i/>
@@ -74,7 +73,6 @@
               </w:rPr>
               <w:t>BitWealth</w:t>
             </w:r>
-            <w:proofErr w:type="spellEnd"/>
           </w:p>
         </w:tc>
       </w:tr>
@@ -92,19 +90,11 @@
           <w:color w:val="1A1A1A"/>
         </w:rPr>
       </w:pPr>
-      <w:proofErr w:type="gramStart"/>
-      <w:r>
-        <w:rPr>
-          <w:color w:val="1A1A1A"/>
-        </w:rPr>
-        <w:t>entered into</w:t>
-      </w:r>
-      <w:proofErr w:type="gramEnd"/>
-      <w:r>
-        <w:rPr>
-          <w:color w:val="1A1A1A"/>
-        </w:rPr>
-        <w:t xml:space="preserve"> between Finova (P</w:t>
+      <w:r>
+        <w:rPr>
+          <w:color w:val="1A1A1A"/>
+        </w:rPr>
+        <w:t>entered into between Finova (P</w:t>
       </w:r>
       <w:r>
         <w:rPr>
@@ -386,21 +376,7 @@
           <w:color w:val="1A1A1A"/>
         </w:rPr>
         <w:lastRenderedPageBreak/>
-        <w:t xml:space="preserve">The Strategy may be funded by a once-off </w:t>
-      </w:r>
-      <w:proofErr w:type="gramStart"/>
-      <w:r>
-        <w:rPr>
-          <w:color w:val="1A1A1A"/>
-        </w:rPr>
-        <w:t>lump-sum</w:t>
-      </w:r>
-      <w:proofErr w:type="gramEnd"/>
-      <w:r>
-        <w:rPr>
-          <w:color w:val="1A1A1A"/>
-        </w:rPr>
-        <w:t xml:space="preserve"> of at least R50 000 and / or a recurring monthly DCA contribution of at least R</w:t>
+        <w:t>The Strategy may be funded by a once-off lump-sum of at least R50 000 and / or a recurring monthly DCA contribution of at least R</w:t>
       </w:r>
       <w:r>
         <w:rPr>
@@ -437,21 +413,7 @@
         <w:rPr>
           <w:color w:val="1A1A1A"/>
         </w:rPr>
-        <w:t xml:space="preserve">The Strategy is fully automated. Once the Client’s account is configured and funded, signals are generated and orders placed without manual intervention. However, </w:t>
-      </w:r>
-      <w:proofErr w:type="spellStart"/>
-      <w:r>
-        <w:rPr>
-          <w:color w:val="1A1A1A"/>
-        </w:rPr>
-        <w:t>BitWealth</w:t>
-      </w:r>
-      <w:proofErr w:type="spellEnd"/>
-      <w:r>
-        <w:rPr>
-          <w:color w:val="1A1A1A"/>
-        </w:rPr>
-        <w:t xml:space="preserve"> reserves discretion to override, pause, or modify automated execution in the </w:t>
+        <w:t xml:space="preserve">The Strategy is fully automated. Once the Client’s account is configured and funded, signals are generated and orders placed without manual intervention. However, BitWealth reserves discretion to override, pause, or modify automated execution in the </w:t>
       </w:r>
       <w:r>
         <w:rPr>
@@ -734,21 +696,21 @@
         <w:rPr>
           <w:color w:val="1A1A1A"/>
         </w:rPr>
-        <w:t xml:space="preserve"> (Pty) Ltd. </w:t>
+        <w:t xml:space="preserve"> (Pty) Ltd. BitWealth and </w:t>
       </w:r>
       <w:proofErr w:type="spellStart"/>
       <w:r>
         <w:rPr>
           <w:color w:val="1A1A1A"/>
         </w:rPr>
-        <w:t>BitWealth</w:t>
+        <w:t>Finova</w:t>
       </w:r>
       <w:proofErr w:type="spellEnd"/>
       <w:r>
         <w:rPr>
           <w:color w:val="1A1A1A"/>
         </w:rPr>
-        <w:t xml:space="preserve"> and Finova are not responsible for the performance, solvency, or continued operation of </w:t>
+        <w:t xml:space="preserve"> are not responsible for the performance, solvency, or continued operation of </w:t>
       </w:r>
       <w:proofErr w:type="spellStart"/>
       <w:r>
@@ -1024,19 +986,7 @@
         <w:rPr>
           <w:color w:val="1A1A1A"/>
         </w:rPr>
-        <w:t xml:space="preserve">from the FSCA Professional Indemnity Cover requirements. In other words, the assets invested in this strategy </w:t>
-      </w:r>
-      <w:r>
-        <w:rPr>
-          <w:color w:val="1A1A1A"/>
-        </w:rPr>
-        <w:t xml:space="preserve">does not </w:t>
-      </w:r>
-      <w:r>
-        <w:rPr>
-          <w:color w:val="1A1A1A"/>
-        </w:rPr>
-        <w:t xml:space="preserve">enjoy the benefits of cover under </w:t>
+        <w:t xml:space="preserve">from the FSCA Professional Indemnity Cover requirements. In other words, the assets invested in this strategy does not enjoy the benefits of cover under </w:t>
       </w:r>
       <w:proofErr w:type="spellStart"/>
       <w:r>
@@ -1050,43 +1000,7 @@
         <w:rPr>
           <w:color w:val="1A1A1A"/>
         </w:rPr>
-        <w:t xml:space="preserve"> </w:t>
-      </w:r>
-      <w:r>
-        <w:rPr>
-          <w:color w:val="1A1A1A"/>
-        </w:rPr>
-        <w:t xml:space="preserve">Professional </w:t>
-      </w:r>
-      <w:r>
-        <w:rPr>
-          <w:color w:val="1A1A1A"/>
-        </w:rPr>
-        <w:t>Indemnity</w:t>
-      </w:r>
-      <w:r>
-        <w:rPr>
-          <w:color w:val="1A1A1A"/>
-        </w:rPr>
-        <w:t xml:space="preserve"> </w:t>
-      </w:r>
-      <w:r>
-        <w:rPr>
-          <w:color w:val="1A1A1A"/>
-        </w:rPr>
-        <w:t>policy.</w:t>
-      </w:r>
-      <w:r>
-        <w:rPr>
-          <w:color w:val="1A1A1A"/>
-        </w:rPr>
-        <w:t xml:space="preserve"> </w:t>
-      </w:r>
-      <w:r>
-        <w:rPr>
-          <w:color w:val="1A1A1A"/>
-        </w:rPr>
-        <w:t xml:space="preserve"> </w:t>
+        <w:t xml:space="preserve"> Professional Indemnity policy.  </w:t>
       </w:r>
     </w:p>
     <w:p>
@@ -1362,21 +1276,21 @@
         <w:rPr>
           <w:color w:val="1A1A1A"/>
         </w:rPr>
-        <w:t xml:space="preserve">By signing below, the Client authorises and instructs Finova and </w:t>
+        <w:t xml:space="preserve">By signing below, the Client authorises and instructs </w:t>
       </w:r>
       <w:proofErr w:type="spellStart"/>
       <w:r>
         <w:rPr>
           <w:color w:val="1A1A1A"/>
         </w:rPr>
-        <w:t>BitWealth</w:t>
+        <w:t>Finova</w:t>
       </w:r>
       <w:proofErr w:type="spellEnd"/>
       <w:r>
         <w:rPr>
           <w:color w:val="1A1A1A"/>
         </w:rPr>
-        <w:t xml:space="preserve"> to act on the Client’s behalf in connection with the Strategy for so long as this Addendum remains in force:</w:t>
+        <w:t xml:space="preserve"> and BitWealth to act on the Client’s behalf in connection with the Strategy for so long as this Addendum remains in force:</w:t>
       </w:r>
     </w:p>
     <w:p>
@@ -1514,7 +1428,19 @@
         <w:rPr>
           <w:color w:val="1A1A1A"/>
         </w:rPr>
-        <w:t>The Client confirms that they have read and understood the risks set out in this Addendum, have considered the appropriateness of the Strategy for their personal financial circumstances</w:t>
+        <w:t xml:space="preserve">The Client confirms that they have read and understood the risks set out in this </w:t>
+      </w:r>
+      <w:r>
+        <w:rPr>
+          <w:color w:val="1A1A1A"/>
+        </w:rPr>
+        <w:t>Annexure</w:t>
+      </w:r>
+      <w:r>
+        <w:rPr>
+          <w:color w:val="1A1A1A"/>
+        </w:rPr>
+        <w:t>, have considered the appropriateness of the Strategy for their personal financial circumstances</w:t>
       </w:r>
       <w:r>
         <w:rPr>
@@ -1535,39 +1461,19 @@
         <w:rPr>
           <w:color w:val="1A1A1A"/>
         </w:rPr>
-        <w:t>This A</w:t>
-      </w:r>
-      <w:r>
-        <w:rPr>
-          <w:color w:val="1A1A1A"/>
-        </w:rPr>
-        <w:t xml:space="preserve">nnexure provides information on the execution of the </w:t>
-      </w:r>
-      <w:r>
-        <w:rPr>
-          <w:color w:val="1A1A1A"/>
-        </w:rPr>
-        <w:t>Bitcoin LTH PVR Strategy</w:t>
-      </w:r>
-      <w:r>
-        <w:rPr>
-          <w:color w:val="1A1A1A"/>
-        </w:rPr>
-        <w:t xml:space="preserve"> as facilitated by </w:t>
-      </w:r>
-      <w:proofErr w:type="spellStart"/>
-      <w:r>
-        <w:rPr>
-          <w:color w:val="1A1A1A"/>
-        </w:rPr>
-        <w:t>BitWealth</w:t>
-      </w:r>
-      <w:proofErr w:type="spellEnd"/>
-      <w:r>
-        <w:rPr>
-          <w:color w:val="1A1A1A"/>
-        </w:rPr>
-        <w:t xml:space="preserve"> and will be implemented in accordance with the </w:t>
+        <w:t xml:space="preserve">This </w:t>
+      </w:r>
+      <w:r>
+        <w:rPr>
+          <w:color w:val="1A1A1A"/>
+        </w:rPr>
+        <w:t>Annexure</w:t>
+      </w:r>
+      <w:r>
+        <w:rPr>
+          <w:color w:val="1A1A1A"/>
+        </w:rPr>
+        <w:t xml:space="preserve"> provides information on the execution of the Bitcoin LTH PVR Strategy as facilitated by BitWealth and will be implemented in accordance with the </w:t>
       </w:r>
       <w:r>
         <w:rPr>
@@ -1581,6 +1487,28 @@
         </w:rPr>
         <w:t xml:space="preserve"> investment management agreement with Finova. </w:t>
       </w:r>
+    </w:p>
+    <w:p>
+      <w:pPr>
+        <w:rPr>
+          <w:color w:val="1A1A1A"/>
+        </w:rPr>
+      </w:pPr>
+      <w:r>
+        <w:rPr>
+          <w:color w:val="1A1A1A"/>
+        </w:rPr>
+        <w:br w:type="page"/>
+      </w:r>
+    </w:p>
+    <w:p>
+      <w:pPr>
+        <w:spacing w:before="120" w:after="160"/>
+        <w:jc w:val="both"/>
+        <w:rPr>
+          <w:color w:val="1A1A1A"/>
+        </w:rPr>
+      </w:pPr>
     </w:p>
     <w:tbl>
       <w:tblPr>
@@ -1777,7 +1705,6 @@
                 <w:i/>
                 <w:color w:val="1A1A1A"/>
               </w:rPr>
-              <w:lastRenderedPageBreak/>
               <w:t>the signatory warranting that he / she is duly authorised:</w:t>
             </w:r>
           </w:p>
@@ -1894,31 +1821,23 @@
         <w:spacing w:before="160"/>
         <w:jc w:val="right"/>
       </w:pPr>
+      <w:proofErr w:type="spellStart"/>
       <w:r>
         <w:rPr>
           <w:i/>
           <w:color w:val="555555"/>
           <w:sz w:val="16"/>
         </w:rPr>
-        <w:t xml:space="preserve">Finova Mandate – </w:t>
-      </w:r>
-      <w:proofErr w:type="spellStart"/>
+        <w:t>Finova</w:t>
+      </w:r>
+      <w:proofErr w:type="spellEnd"/>
       <w:r>
         <w:rPr>
           <w:i/>
           <w:color w:val="555555"/>
           <w:sz w:val="16"/>
         </w:rPr>
-        <w:t>BitWealth</w:t>
-      </w:r>
-      <w:proofErr w:type="spellEnd"/>
-      <w:r>
-        <w:rPr>
-          <w:i/>
-          <w:color w:val="555555"/>
-          <w:sz w:val="16"/>
-        </w:rPr>
-        <w:t xml:space="preserve"> Bitcoin LTH PVR Strategy Addendum</w:t>
+        <w:t xml:space="preserve"> Mandate – BitWealth Bitcoin LTH PVR Strategy Addendum</w:t>
       </w:r>
     </w:p>
     <w:sectPr>
@@ -1932,7 +1851,7 @@
 </file>
 
 <file path=word/numbering.xml><?xml version="1.0" encoding="utf-8"?>
-<w:numbering xmlns:wpc="http://schemas.microsoft.com/office/word/2010/wordprocessingCanvas" xmlns:cx="http://schemas.microsoft.com/office/drawing/2014/chartex" xmlns:cx1="http://schemas.microsoft.com/office/drawing/2015/9/8/chartex" xmlns:cx2="http://schemas.microsoft.com/office/drawing/2015/10/21/chartex" xmlns:cx3="http://schemas.microsoft.com/office/drawing/2016/5/9/chartex" xmlns:cx4="http://schemas.microsoft.com/office/drawing/2016/5/10/chartex" xmlns:cx5="http://schemas.microsoft.com/office/drawing/2016/5/11/chartex" xmlns:cx6="http://schemas.microsoft.com/office/drawing/2016/5/12/chartex" xmlns:cx7="http://schemas.microsoft.com/office/drawing/2016/5/13/chartex" xmlns:cx8="http://schemas.microsoft.com/office/drawing/2016/5/14/chartex" xmlns:mc="http://schemas.openxmlformats.org/markup-compatibility/2006" xmlns:aink="http://schemas.microsoft.com/office/drawing/2016/ink" xmlns:am3d="http://schemas.microsoft.com/office/drawing/2017/model3d" xmlns:o="urn:schemas-microsoft-com:office:office" xmlns:oel="http://schemas.microsoft.com/office/2019/extlst" xmlns:r="http://schemas.openxmlformats.org/officeDocument/2006/relationships" xmlns:m="http://schemas.openxmlformats.org/officeDocument/2006/math" xmlns:v="urn:schemas-microsoft-com:vml" xmlns:wp14="http://schemas.microsoft.com/office/word/2010/wordprocessingDrawing" xmlns:wp="http://schemas.openxmlformats.org/drawingml/2006/wordprocessingDrawing" xmlns:w10="urn:schemas-microsoft-com:office:word" xmlns:w="http://schemas.openxmlformats.org/wordprocessingml/2006/main" xmlns:w14="http://schemas.microsoft.com/office/word/2010/wordml" xmlns:w15="http://schemas.microsoft.com/office/word/2012/wordml" xmlns:w16cei="http://schemas.microsoft.com/office/word/2026/wordml/cei" xmlns:w16cex="http://schemas.microsoft.com/office/word/2018/wordml/cex" xmlns:w16cid="http://schemas.microsoft.com/office/word/2016/wordml/cid" xmlns:w16="http://schemas.microsoft.com/office/word/2018/wordml" xmlns:w16du="http://schemas.microsoft.com/office/word/2023/wordml/word16du" xmlns:w16sdtdh="http://schemas.microsoft.com/office/word/2020/wordml/sdtdatahash" xmlns:w16sdtfl="http://schemas.microsoft.com/office/word/2024/wordml/sdtformatlock" xmlns:w16se="http://schemas.microsoft.com/office/word/2015/wordml/symex" xmlns:wpg="http://schemas.microsoft.com/office/word/2010/wordprocessingGroup" xmlns:wpi="http://schemas.microsoft.com/office/word/2010/wordprocessingInk" xmlns:wne="http://schemas.microsoft.com/office/word/2006/wordml" xmlns:wps="http://schemas.microsoft.com/office/word/2010/wordprocessingShape" mc:Ignorable="w14 w15 w16se w16cid w16 w16cex w16sdtdh w16sdtfl w16du wp14">
+<w:numbering xmlns:wpc="http://schemas.microsoft.com/office/word/2010/wordprocessingCanvas" xmlns:cx="http://schemas.microsoft.com/office/drawing/2014/chartex" xmlns:cx1="http://schemas.microsoft.com/office/drawing/2015/9/8/chartex" xmlns:cx2="http://schemas.microsoft.com/office/drawing/2015/10/21/chartex" xmlns:cx3="http://schemas.microsoft.com/office/drawing/2016/5/9/chartex" xmlns:cx4="http://schemas.microsoft.com/office/drawing/2016/5/10/chartex" xmlns:cx5="http://schemas.microsoft.com/office/drawing/2016/5/11/chartex" xmlns:cx6="http://schemas.microsoft.com/office/drawing/2016/5/12/chartex" xmlns:cx7="http://schemas.microsoft.com/office/drawing/2016/5/13/chartex" xmlns:cx8="http://schemas.microsoft.com/office/drawing/2016/5/14/chartex" xmlns:mc="http://schemas.openxmlformats.org/markup-compatibility/2006" xmlns:aink="http://schemas.microsoft.com/office/drawing/2016/ink" xmlns:am3d="http://schemas.microsoft.com/office/drawing/2017/model3d" xmlns:o="urn:schemas-microsoft-com:office:office" xmlns:oel="http://schemas.microsoft.com/office/2019/extlst" xmlns:r="http://schemas.openxmlformats.org/officeDocument/2006/relationships" xmlns:m="http://schemas.openxmlformats.org/officeDocument/2006/math" xmlns:v="urn:schemas-microsoft-com:vml" xmlns:wp14="http://schemas.microsoft.com/office/word/2010/wordprocessingDrawing" xmlns:wp="http://schemas.openxmlformats.org/drawingml/2006/wordprocessingDrawing" xmlns:w10="urn:schemas-microsoft-com:office:word" xmlns:w="http://schemas.openxmlformats.org/wordprocessingml/2006/main" xmlns:w14="http://schemas.microsoft.com/office/word/2010/wordml" xmlns:w15="http://schemas.microsoft.com/office/word/2012/wordml" xmlns:w16cex="http://schemas.microsoft.com/office/word/2018/wordml/cex" xmlns:w16cid="http://schemas.microsoft.com/office/word/2016/wordml/cid" xmlns:w16="http://schemas.microsoft.com/office/word/2018/wordml" xmlns:w16du="http://schemas.microsoft.com/office/word/2023/wordml/word16du" xmlns:w16sdtdh="http://schemas.microsoft.com/office/word/2020/wordml/sdtdatahash" xmlns:w16sdtfl="http://schemas.microsoft.com/office/word/2024/wordml/sdtformatlock" xmlns:w16se="http://schemas.microsoft.com/office/word/2015/wordml/symex" xmlns:wpg="http://schemas.microsoft.com/office/word/2010/wordprocessingGroup" xmlns:wpi="http://schemas.microsoft.com/office/word/2010/wordprocessingInk" xmlns:wne="http://schemas.microsoft.com/office/word/2006/wordml" xmlns:wps="http://schemas.microsoft.com/office/word/2010/wordprocessingShape" mc:Ignorable="w14 w15 w16se w16cid w16 w16cex w16sdtdh w16sdtfl w16du wp14">
   <w:abstractNum w:abstractNumId="0" w15:restartNumberingAfterBreak="0">
     <w:nsid w:val="FFFFFF7C"/>
     <w:multiLevelType w:val="singleLevel"/>
@@ -11890,7 +11809,7 @@
       </w:tcPr>
     </w:tblStylePr>
   </w:style>
-  <w:style w:type="table" w:styleId="ColourfulShading">
+  <w:style w:type="table" w:styleId="ColorfulShading">
     <w:name w:val="Colorful Shading"/>
     <w:basedOn w:val="TableNormal"/>
     <w:uiPriority w:val="71"/>
@@ -12005,7 +11924,7 @@
       </w:rPr>
     </w:tblStylePr>
   </w:style>
-  <w:style w:type="table" w:styleId="ColourfulShadingAccent1">
+  <w:style w:type="table" w:styleId="ColorfulShading-Accent1">
     <w:name w:val="Colorful Shading Accent 1"/>
     <w:basedOn w:val="TableNormal"/>
     <w:uiPriority w:val="71"/>
@@ -12120,7 +12039,7 @@
       </w:rPr>
     </w:tblStylePr>
   </w:style>
-  <w:style w:type="table" w:styleId="ColourfulShadingAccent2">
+  <w:style w:type="table" w:styleId="ColorfulShading-Accent2">
     <w:name w:val="Colorful Shading Accent 2"/>
     <w:basedOn w:val="TableNormal"/>
     <w:uiPriority w:val="71"/>
@@ -12235,7 +12154,7 @@
       </w:rPr>
     </w:tblStylePr>
   </w:style>
-  <w:style w:type="table" w:styleId="ColourfulShadingAccent3">
+  <w:style w:type="table" w:styleId="ColorfulShading-Accent3">
     <w:name w:val="Colorful Shading Accent 3"/>
     <w:basedOn w:val="TableNormal"/>
     <w:uiPriority w:val="71"/>
@@ -12340,7 +12259,7 @@
       </w:tcPr>
     </w:tblStylePr>
   </w:style>
-  <w:style w:type="table" w:styleId="ColourfulShadingAccent4">
+  <w:style w:type="table" w:styleId="ColorfulShading-Accent4">
     <w:name w:val="Colorful Shading Accent 4"/>
     <w:basedOn w:val="TableNormal"/>
     <w:uiPriority w:val="71"/>
@@ -12455,7 +12374,7 @@
       </w:rPr>
     </w:tblStylePr>
   </w:style>
-  <w:style w:type="table" w:styleId="ColourfulShadingAccent5">
+  <w:style w:type="table" w:styleId="ColorfulShading-Accent5">
     <w:name w:val="Colorful Shading Accent 5"/>
     <w:basedOn w:val="TableNormal"/>
     <w:uiPriority w:val="71"/>
@@ -12570,7 +12489,7 @@
       </w:rPr>
     </w:tblStylePr>
   </w:style>
-  <w:style w:type="table" w:styleId="ColourfulShadingAccent6">
+  <w:style w:type="table" w:styleId="ColorfulShading-Accent6">
     <w:name w:val="Colorful Shading Accent 6"/>
     <w:basedOn w:val="TableNormal"/>
     <w:uiPriority w:val="71"/>
@@ -12685,7 +12604,7 @@
       </w:rPr>
     </w:tblStylePr>
   </w:style>
-  <w:style w:type="table" w:styleId="ColourfulList">
+  <w:style w:type="table" w:styleId="ColorfulList">
     <w:name w:val="Colorful List"/>
     <w:basedOn w:val="TableNormal"/>
     <w:uiPriority w:val="72"/>
@@ -12764,7 +12683,7 @@
       </w:tcPr>
     </w:tblStylePr>
   </w:style>
-  <w:style w:type="table" w:styleId="ColourfulListAccent1">
+  <w:style w:type="table" w:styleId="ColorfulList-Accent1">
     <w:name w:val="Colorful List Accent 1"/>
     <w:basedOn w:val="TableNormal"/>
     <w:uiPriority w:val="72"/>
@@ -12843,7 +12762,7 @@
       </w:tcPr>
     </w:tblStylePr>
   </w:style>
-  <w:style w:type="table" w:styleId="ColourfulListAccent2">
+  <w:style w:type="table" w:styleId="ColorfulList-Accent2">
     <w:name w:val="Colorful List Accent 2"/>
     <w:basedOn w:val="TableNormal"/>
     <w:uiPriority w:val="72"/>
@@ -12922,7 +12841,7 @@
       </w:tcPr>
     </w:tblStylePr>
   </w:style>
-  <w:style w:type="table" w:styleId="ColourfulListAccent3">
+  <w:style w:type="table" w:styleId="ColorfulList-Accent3">
     <w:name w:val="Colorful List Accent 3"/>
     <w:basedOn w:val="TableNormal"/>
     <w:uiPriority w:val="72"/>
@@ -13001,7 +12920,7 @@
       </w:tcPr>
     </w:tblStylePr>
   </w:style>
-  <w:style w:type="table" w:styleId="ColourfulListAccent4">
+  <w:style w:type="table" w:styleId="ColorfulList-Accent4">
     <w:name w:val="Colorful List Accent 4"/>
     <w:basedOn w:val="TableNormal"/>
     <w:uiPriority w:val="72"/>
@@ -13080,7 +12999,7 @@
       </w:tcPr>
     </w:tblStylePr>
   </w:style>
-  <w:style w:type="table" w:styleId="ColourfulListAccent5">
+  <w:style w:type="table" w:styleId="ColorfulList-Accent5">
     <w:name w:val="Colorful List Accent 5"/>
     <w:basedOn w:val="TableNormal"/>
     <w:uiPriority w:val="72"/>
@@ -13159,7 +13078,7 @@
       </w:tcPr>
     </w:tblStylePr>
   </w:style>
-  <w:style w:type="table" w:styleId="ColourfulListAccent6">
+  <w:style w:type="table" w:styleId="ColorfulList-Accent6">
     <w:name w:val="Colorful List Accent 6"/>
     <w:basedOn w:val="TableNormal"/>
     <w:uiPriority w:val="72"/>
@@ -13238,7 +13157,7 @@
       </w:tcPr>
     </w:tblStylePr>
   </w:style>
-  <w:style w:type="table" w:styleId="ColourfulGrid">
+  <w:style w:type="table" w:styleId="ColorfulGrid">
     <w:name w:val="Colorful Grid"/>
     <w:basedOn w:val="TableNormal"/>
     <w:uiPriority w:val="73"/>
@@ -13311,7 +13230,7 @@
       </w:tcPr>
     </w:tblStylePr>
   </w:style>
-  <w:style w:type="table" w:styleId="ColourfulGridAccent1">
+  <w:style w:type="table" w:styleId="ColorfulGrid-Accent1">
     <w:name w:val="Colorful Grid Accent 1"/>
     <w:basedOn w:val="TableNormal"/>
     <w:uiPriority w:val="73"/>
@@ -13384,7 +13303,7 @@
       </w:tcPr>
     </w:tblStylePr>
   </w:style>
-  <w:style w:type="table" w:styleId="ColourfulGridAccent2">
+  <w:style w:type="table" w:styleId="ColorfulGrid-Accent2">
     <w:name w:val="Colorful Grid Accent 2"/>
     <w:basedOn w:val="TableNormal"/>
     <w:uiPriority w:val="73"/>
@@ -13457,7 +13376,7 @@
       </w:tcPr>
     </w:tblStylePr>
   </w:style>
-  <w:style w:type="table" w:styleId="ColourfulGridAccent3">
+  <w:style w:type="table" w:styleId="ColorfulGrid-Accent3">
     <w:name w:val="Colorful Grid Accent 3"/>
     <w:basedOn w:val="TableNormal"/>
     <w:uiPriority w:val="73"/>
@@ -13530,7 +13449,7 @@
       </w:tcPr>
     </w:tblStylePr>
   </w:style>
-  <w:style w:type="table" w:styleId="ColourfulGridAccent4">
+  <w:style w:type="table" w:styleId="ColorfulGrid-Accent4">
     <w:name w:val="Colorful Grid Accent 4"/>
     <w:basedOn w:val="TableNormal"/>
     <w:uiPriority w:val="73"/>
@@ -13603,7 +13522,7 @@
       </w:tcPr>
     </w:tblStylePr>
   </w:style>
-  <w:style w:type="table" w:styleId="ColourfulGridAccent5">
+  <w:style w:type="table" w:styleId="ColorfulGrid-Accent5">
     <w:name w:val="Colorful Grid Accent 5"/>
     <w:basedOn w:val="TableNormal"/>
     <w:uiPriority w:val="73"/>
@@ -13676,7 +13595,7 @@
       </w:tcPr>
     </w:tblStylePr>
   </w:style>
-  <w:style w:type="table" w:styleId="ColourfulGridAccent6">
+  <w:style w:type="table" w:styleId="ColorfulGrid-Accent6">
     <w:name w:val="Colorful Grid Accent 6"/>
     <w:basedOn w:val="TableNormal"/>
     <w:uiPriority w:val="73"/>
@@ -14087,22 +14006,6 @@
 </file>
 
 <file path=customXml/item1.xml><?xml version="1.0" encoding="utf-8"?>
-<p:properties xmlns:p="http://schemas.microsoft.com/office/2006/metadata/properties" xmlns:xsi="http://www.w3.org/2001/XMLSchema-instance" xmlns:pc="http://schemas.microsoft.com/office/infopath/2007/PartnerControls">
-  <documentManagement>
-    <_Flow_SignoffStatus xmlns="d8b47b14-0414-4236-a2bd-633b74c32016" xsi:nil="true"/>
-    <TaxCatchAll xmlns="fdb76b8b-195f-40b0-a399-f049bd053467" xsi:nil="true"/>
-    <lcf76f155ced4ddcb4097134ff3c332f xmlns="d8b47b14-0414-4236-a2bd-633b74c32016">
-      <Terms xmlns="http://schemas.microsoft.com/office/infopath/2007/PartnerControls"/>
-    </lcf76f155ced4ddcb4097134ff3c332f>
-  </documentManagement>
-</p:properties>
-</file>
-
-<file path=customXml/item2.xml><?xml version="1.0" encoding="utf-8"?>
-<b:Sources xmlns:b="http://schemas.openxmlformats.org/officeDocument/2006/bibliography" xmlns="http://schemas.openxmlformats.org/officeDocument/2006/bibliography" SelectedStyle="/APA.XSL" StyleName="APA"/>
-</file>
-
-<file path=customXml/item3.xml><?xml version="1.0" encoding="utf-8"?>
 <ct:contentTypeSchema xmlns:ct="http://schemas.microsoft.com/office/2006/metadata/contentType" xmlns:ma="http://schemas.microsoft.com/office/2006/metadata/properties/metaAttributes" ct:_="" ma:_="" ma:contentTypeName="Document" ma:contentTypeID="0x01010091D1F28783E1AD49AF23795378FE73D6" ma:contentTypeVersion="21" ma:contentTypeDescription="Create a new document." ma:contentTypeScope="" ma:versionID="7acc3f2bf4491a9385f94f68fd30614d">
   <xsd:schema xmlns:xsd="http://www.w3.org/2001/XMLSchema" xmlns:xs="http://www.w3.org/2001/XMLSchema" xmlns:p="http://schemas.microsoft.com/office/2006/metadata/properties" xmlns:ns2="d8b47b14-0414-4236-a2bd-633b74c32016" xmlns:ns3="fdb76b8b-195f-40b0-a399-f049bd053467" targetNamespace="http://schemas.microsoft.com/office/2006/metadata/properties" ma:root="true" ma:fieldsID="1a6ff7cb118fd42c40e306541858351d" ns2:_="" ns3:_="">
     <xsd:import namespace="d8b47b14-0414-4236-a2bd-633b74c32016"/>
@@ -14363,6 +14266,22 @@
 </ct:contentTypeSchema>
 </file>
 
+<file path=customXml/item2.xml><?xml version="1.0" encoding="utf-8"?>
+<b:Sources xmlns:b="http://schemas.openxmlformats.org/officeDocument/2006/bibliography" xmlns="http://schemas.openxmlformats.org/officeDocument/2006/bibliography" SelectedStyle="/APA.XSL" StyleName="APA"/>
+</file>
+
+<file path=customXml/item3.xml><?xml version="1.0" encoding="utf-8"?>
+<p:properties xmlns:p="http://schemas.microsoft.com/office/2006/metadata/properties" xmlns:xsi="http://www.w3.org/2001/XMLSchema-instance" xmlns:pc="http://schemas.microsoft.com/office/infopath/2007/PartnerControls">
+  <documentManagement>
+    <_Flow_SignoffStatus xmlns="d8b47b14-0414-4236-a2bd-633b74c32016" xsi:nil="true"/>
+    <TaxCatchAll xmlns="fdb76b8b-195f-40b0-a399-f049bd053467" xsi:nil="true"/>
+    <lcf76f155ced4ddcb4097134ff3c332f xmlns="d8b47b14-0414-4236-a2bd-633b74c32016">
+      <Terms xmlns="http://schemas.microsoft.com/office/infopath/2007/PartnerControls"/>
+    </lcf76f155ced4ddcb4097134ff3c332f>
+  </documentManagement>
+</p:properties>
+</file>
+
 <file path=customXml/item4.xml><?xml version="1.0" encoding="utf-8"?>
 <?mso-contentType ?>
 <FormTemplates xmlns="http://schemas.microsoft.com/sharepoint/v3/contenttype/forms">
@@ -14373,25 +14292,6 @@
 </file>
 
 <file path=customXml/itemProps1.xml><?xml version="1.0" encoding="utf-8"?>
-<ds:datastoreItem xmlns:ds="http://schemas.openxmlformats.org/officeDocument/2006/customXml" ds:itemID="{B891D7E5-59D7-40EE-A6F5-8BB6E863B713}">
-  <ds:schemaRefs>
-    <ds:schemaRef ds:uri="http://schemas.microsoft.com/office/2006/metadata/properties"/>
-    <ds:schemaRef ds:uri="http://schemas.microsoft.com/office/infopath/2007/PartnerControls"/>
-    <ds:schemaRef ds:uri="d8b47b14-0414-4236-a2bd-633b74c32016"/>
-    <ds:schemaRef ds:uri="fdb76b8b-195f-40b0-a399-f049bd053467"/>
-  </ds:schemaRefs>
-</ds:datastoreItem>
-</file>
-
-<file path=customXml/itemProps2.xml><?xml version="1.0" encoding="utf-8"?>
-<ds:datastoreItem xmlns:ds="http://schemas.openxmlformats.org/officeDocument/2006/customXml" ds:itemID="{EF278816-EC6F-A645-907D-7F25AECB1D4A}">
-  <ds:schemaRefs>
-    <ds:schemaRef ds:uri="http://schemas.openxmlformats.org/officeDocument/2006/bibliography"/>
-  </ds:schemaRefs>
-</ds:datastoreItem>
-</file>
-
-<file path=customXml/itemProps3.xml><?xml version="1.0" encoding="utf-8"?>
 <ds:datastoreItem xmlns:ds="http://schemas.openxmlformats.org/officeDocument/2006/customXml" ds:itemID="{BD2EA42C-5F99-4228-A17C-AC2DBDB50E4D}">
   <ds:schemaRefs>
     <ds:schemaRef ds:uri="http://schemas.microsoft.com/office/2006/metadata/contentType"/>
@@ -14410,6 +14310,25 @@
 </ds:datastoreItem>
 </file>
 
+<file path=customXml/itemProps2.xml><?xml version="1.0" encoding="utf-8"?>
+<ds:datastoreItem xmlns:ds="http://schemas.openxmlformats.org/officeDocument/2006/customXml" ds:itemID="{EF278816-EC6F-A645-907D-7F25AECB1D4A}">
+  <ds:schemaRefs>
+    <ds:schemaRef ds:uri="http://schemas.openxmlformats.org/officeDocument/2006/bibliography"/>
+  </ds:schemaRefs>
+</ds:datastoreItem>
+</file>
+
+<file path=customXml/itemProps3.xml><?xml version="1.0" encoding="utf-8"?>
+<ds:datastoreItem xmlns:ds="http://schemas.openxmlformats.org/officeDocument/2006/customXml" ds:itemID="{B891D7E5-59D7-40EE-A6F5-8BB6E863B713}">
+  <ds:schemaRefs>
+    <ds:schemaRef ds:uri="http://schemas.microsoft.com/office/2006/metadata/properties"/>
+    <ds:schemaRef ds:uri="http://schemas.microsoft.com/office/infopath/2007/PartnerControls"/>
+    <ds:schemaRef ds:uri="d8b47b14-0414-4236-a2bd-633b74c32016"/>
+    <ds:schemaRef ds:uri="fdb76b8b-195f-40b0-a399-f049bd053467"/>
+  </ds:schemaRefs>
+</ds:datastoreItem>
+</file>
+
 <file path=customXml/itemProps4.xml><?xml version="1.0" encoding="utf-8"?>
 <ds:datastoreItem xmlns:ds="http://schemas.openxmlformats.org/officeDocument/2006/customXml" ds:itemID="{AA053E08-E8DC-41AD-AE6E-76FD75ABE24A}">
   <ds:schemaRefs>
